--- a/LabWorks/LabWork#19/Отчёт по лабораторной работе №19.docx
+++ b/LabWorks/LabWork#19/Отчёт по лабораторной работе №19.docx
@@ -549,6 +549,10 @@
     </w:p>
     <w:p>
       <w:r>
+        <w:rPr>
+          <w:noProof/>
+          <w:lang w:eastAsia="ru-RU"/>
+        </w:rPr>
         <w:lastRenderedPageBreak/>
         <w:drawing>
           <wp:inline distT="0" distB="0" distL="0" distR="0" wp14:anchorId="5E9D502C" wp14:editId="5A08A4F1">
@@ -590,6 +594,10 @@
         <w:br/>
       </w:r>
       <w:r>
+        <w:rPr>
+          <w:noProof/>
+          <w:lang w:eastAsia="ru-RU"/>
+        </w:rPr>
         <w:lastRenderedPageBreak/>
         <w:drawing>
           <wp:inline distT="0" distB="0" distL="0" distR="0" wp14:anchorId="0548AFC7" wp14:editId="645395B7">
@@ -732,6 +740,10 @@
         </w:numPr>
       </w:pPr>
       <w:r>
+        <w:rPr>
+          <w:noProof/>
+          <w:lang w:eastAsia="ru-RU"/>
+        </w:rPr>
         <w:lastRenderedPageBreak/>
         <w:drawing>
           <wp:inline distT="0" distB="0" distL="0" distR="0" wp14:anchorId="789CFC8B" wp14:editId="59852697">
@@ -773,6 +785,10 @@
         <w:br/>
       </w:r>
       <w:r>
+        <w:rPr>
+          <w:noProof/>
+          <w:lang w:eastAsia="ru-RU"/>
+        </w:rPr>
         <w:lastRenderedPageBreak/>
         <w:drawing>
           <wp:inline distT="0" distB="0" distL="0" distR="0" wp14:anchorId="5984D5F0" wp14:editId="1AED9A5A">
@@ -866,7 +882,15 @@
         <w:rPr>
           <w:lang w:val="en-US"/>
         </w:rPr>
-        <w:t>FileName</w:t>
+        <w:t>Full</w:t>
+      </w:r>
+      <w:bookmarkStart w:id="0" w:name="_GoBack"/>
+      <w:bookmarkEnd w:id="0"/>
+      <w:r>
+        <w:rPr>
+          <w:lang w:val="en-US"/>
+        </w:rPr>
+        <w:t>Name</w:t>
       </w:r>
       <w:proofErr w:type="spellEnd"/>
       <w:r>
@@ -1004,8 +1028,6 @@
       <w:r>
         <w:t>.</w:t>
       </w:r>
-      <w:bookmarkStart w:id="0" w:name="_GoBack"/>
-      <w:bookmarkEnd w:id="0"/>
     </w:p>
     <w:sectPr>
       <w:pgSz w:w="11906" w:h="16838"/>
